--- a/docs/rendering-gap.docx
+++ b/docs/rendering-gap.docx
@@ -549,13 +549,49 @@
           <w:szCs w:val="32"/>
           <w:color w:val="2A2440"/>
         </w:rPr>
-        <w:t xml:space="preserve">5. What is left</w:t>
-      </w:r>
-    </w:p>
-    <w:p>
-      <w:pPr/>
-      <w:r>
-        <w:t xml:space="preserve">17 slides of 1,126 — 1.5%.</w:t>
+        <w:t xml:space="preserve">5. Print hanging off the edge of its shape</w:t>
+      </w:r>
+    </w:p>
+    <w:p>
+      <w:pPr/>
+      <w:r>
+        <w:t xml:space="preserve">Counting a slide as "clean" only says nothing was left undrawn. It says nothing about whether what was drawn stayed inside its box, and it did not: </w:t>
+      </w:r>
+      <w:r>
+        <w:rPr>
+          <w:b/>
+        </w:rPr>
+        <w:t xml:space="preserve">6.7% of every line laid out across the corpus — 18,524 of 277,648 — was wider than the shape holding it.</w:t>
+      </w:r>
+    </w:p>
+    <w:p>
+      <w:pPr/>
+      <w:r>
+        <w:t xml:space="preserve">Two causes, both in the line wrapper.</w:t>
+      </w:r>
+    </w:p>
+    <w:p>
+      <w:pPr/>
+      <w:r>
+        <w:rPr>
+          <w:b/>
+        </w:rPr>
+        <w:t xml:space="preserve">A run too wide to fit on any line was placed anyway.</w:t>
+      </w:r>
+      <w:r>
+        <w:t xml:space="preserve"> Wrapping between words cannot help a single word wider than its box, so the wrapper put it down and carried on, and every following word piled onto that already-oversized line. PowerPoint breaks mid-word rather than spill. Now so does this: the break point is guessed proportionally and then nudged, so a long run costs a couple of measurements rather than one per character.</w:t>
+      </w:r>
+    </w:p>
+    <w:p>
+      <w:pPr/>
+      <w:r>
+        <w:rPr>
+          <w:b/>
+        </w:rPr>
+        <w:t xml:space="preserve">A trailing space was counted in the line's width.</w:t>
+      </w:r>
+      <w:r>
+        <w:t xml:space="preserve"> It draws nothing, but it wrapped the next word slightly too early and shifted every centred and right-aligned line left by the width of a space. Dropped when the line closes.</w:t>
       </w:r>
     </w:p>
     <w:tbl>
@@ -598,6 +634,215 @@
               <w:rPr>
                 <w:b/>
               </w:rPr>
+              <w:t xml:space="preserve"/>
+            </w:r>
+          </w:p>
+        </w:tc>
+        <w:tc>
+          <w:tcPr>
+            <w:tcW w:w="4680" w:type="dxa"/>
+            <w:shd w:val="clear" w:fill="F2F2F2"/>
+          </w:tcPr>
+          <w:p>
+            <w:pPr>
+              <w:pStyle w:val="TableText"/>
+            </w:pPr>
+            <w:r>
+              <w:rPr>
+                <w:b/>
+              </w:rPr>
+              <w:t xml:space="preserve">lines wider than their shape</w:t>
+            </w:r>
+          </w:p>
+        </w:tc>
+      </w:tr>
+      <w:tr>
+        <w:tc>
+          <w:tcPr>
+            <w:tcW w:w="4680" w:type="dxa"/>
+          </w:tcPr>
+          <w:p>
+            <w:pPr>
+              <w:pStyle w:val="TableText"/>
+            </w:pPr>
+            <w:r>
+              <w:t xml:space="preserve">Before</w:t>
+            </w:r>
+          </w:p>
+        </w:tc>
+        <w:tc>
+          <w:tcPr>
+            <w:tcW w:w="4680" w:type="dxa"/>
+          </w:tcPr>
+          <w:p>
+            <w:pPr>
+              <w:pStyle w:val="TableText"/>
+            </w:pPr>
+            <w:r>
+              <w:t xml:space="preserve">18,524 (6.67%)</w:t>
+            </w:r>
+          </w:p>
+        </w:tc>
+      </w:tr>
+      <w:tr>
+        <w:tc>
+          <w:tcPr>
+            <w:tcW w:w="4680" w:type="dxa"/>
+          </w:tcPr>
+          <w:p>
+            <w:pPr>
+              <w:pStyle w:val="TableText"/>
+            </w:pPr>
+            <w:r>
+              <w:t xml:space="preserve">After breaking over-long runs</w:t>
+            </w:r>
+          </w:p>
+        </w:tc>
+        <w:tc>
+          <w:tcPr>
+            <w:tcW w:w="4680" w:type="dxa"/>
+          </w:tcPr>
+          <w:p>
+            <w:pPr>
+              <w:pStyle w:val="TableText"/>
+            </w:pPr>
+            <w:r>
+              <w:t xml:space="preserve">8,558 (2.99%)</w:t>
+            </w:r>
+          </w:p>
+        </w:tc>
+      </w:tr>
+      <w:tr>
+        <w:tc>
+          <w:tcPr>
+            <w:tcW w:w="4680" w:type="dxa"/>
+          </w:tcPr>
+          <w:p>
+            <w:pPr>
+              <w:pStyle w:val="TableText"/>
+            </w:pPr>
+            <w:r>
+              <w:t xml:space="preserve">After dropping trailing spaces</w:t>
+            </w:r>
+          </w:p>
+        </w:tc>
+        <w:tc>
+          <w:tcPr>
+            <w:tcW w:w="4680" w:type="dxa"/>
+          </w:tcPr>
+          <w:p>
+            <w:pPr>
+              <w:pStyle w:val="TableText"/>
+            </w:pPr>
+            <w:r>
+              <w:rPr>
+                <w:b/>
+              </w:rPr>
+              <w:t xml:space="preserve">117 (0.04%)</w:t>
+            </w:r>
+          </w:p>
+        </w:tc>
+      </w:tr>
+    </w:tbl>
+    <w:p>
+      <w:pPr>
+        <w:pStyle w:val="Spacer"/>
+      </w:pPr>
+      <w:r>
+        <w:t xml:space="preserve"/>
+      </w:r>
+    </w:p>
+    <w:p>
+      <w:pPr/>
+      <w:r>
+        <w:t xml:space="preserve">What remains is single characters wider than their own box, which nothing can break further.</w:t>
+      </w:r>
+    </w:p>
+    <w:p>
+      <w:pPr/>
+      <w:r>
+        <w:t xml:space="preserve">Vertical overflow was measured at the same time and is a different story: 3% of text shapes, of which the ones that </w:t>
+      </w:r>
+      <w:r>
+        <w:rPr>
+          <w:i/>
+        </w:rPr>
+        <w:t xml:space="preserve">ask</w:t>
+      </w:r>
+      <w:r>
+        <w:t xml:space="preserve"> to be shrunk to fit — </w:t>
+      </w:r>
+      <w:r>
+        <w:rPr>
+          <w:rFonts w:ascii="Consolas" w:hAnsi="Consolas"/>
+          <w:sz w:val="18"/>
+        </w:rPr>
+        <w:t xml:space="preserve">normAutofit</w:t>
+      </w:r>
+      <w:r>
+        <w:t xml:space="preserve"> — never overflow at all. The rest are shapes the deck marks as "do not shrink", or shapes with no stated height, where letting print run past the box is what PowerPoint does too. That was left alone deliberately.</w:t>
+      </w:r>
+    </w:p>
+    <w:p>
+      <w:pPr>
+        <w:pStyle w:val="Heading2"/>
+      </w:pPr>
+      <w:r>
+        <w:rPr>
+          <w:b/>
+          <w:sz w:val="32"/>
+          <w:szCs w:val="32"/>
+          <w:color w:val="2A2440"/>
+        </w:rPr>
+        <w:t xml:space="preserve">6. What is left</w:t>
+      </w:r>
+    </w:p>
+    <w:p>
+      <w:pPr/>
+      <w:r>
+        <w:t xml:space="preserve">17 slides of 1,126 — 1.5%.</w:t>
+      </w:r>
+    </w:p>
+    <w:tbl>
+      <w:tblPr>
+        <w:tblStyle w:val="TableGridLight"/>
+        <w:tblW w:w="9360" w:type="dxa"/>
+        <w:tblBorders>
+          <w:top w:val="single" w:sz="4" w:space="0" w:color="BFBFBF"/>
+          <w:left w:val="single" w:sz="4" w:space="0" w:color="BFBFBF"/>
+          <w:bottom w:val="single" w:sz="4" w:space="0" w:color="BFBFBF"/>
+          <w:right w:val="single" w:sz="4" w:space="0" w:color="BFBFBF"/>
+          <w:insideH w:val="single" w:sz="4" w:space="0" w:color="BFBFBF"/>
+          <w:insideV w:val="single" w:sz="4" w:space="0" w:color="BFBFBF"/>
+        </w:tblBorders>
+        <w:tblCellMar>
+          <w:top w:w="60" w:type="dxa"/>
+          <w:left w:w="90" w:type="dxa"/>
+          <w:bottom w:w="60" w:type="dxa"/>
+          <w:right w:w="90" w:type="dxa"/>
+        </w:tblCellMar>
+      </w:tblPr>
+      <w:tblGrid>
+        <w:gridCol w:w="4680"/>
+        <w:gridCol w:w="4680"/>
+      </w:tblGrid>
+      <w:tr>
+        <w:trPr>
+          <w:tblHeader/>
+        </w:trPr>
+        <w:tc>
+          <w:tcPr>
+            <w:tcW w:w="4680" w:type="dxa"/>
+            <w:shd w:val="clear" w:fill="F2F2F2"/>
+          </w:tcPr>
+          <w:p>
+            <w:pPr>
+              <w:pStyle w:val="TableText"/>
+            </w:pPr>
+            <w:r>
+              <w:rPr>
+                <w:b/>
+              </w:rPr>
               <w:t xml:space="preserve">What is missing</w:t>
             </w:r>
           </w:p>
@@ -736,7 +981,7 @@
           <w:szCs w:val="32"/>
           <w:color w:val="2A2440"/>
         </w:rPr>
-        <w:t xml:space="preserve">6. What this says about the roadmap</w:t>
+        <w:t xml:space="preserve">7. What this says about the roadmap</w:t>
       </w:r>
     </w:p>
     <w:p>
@@ -787,7 +1032,7 @@
           <w:szCs w:val="32"/>
           <w:color w:val="2A2440"/>
         </w:rPr>
-        <w:t xml:space="preserve">7. How much to trust this</w:t>
+        <w:t xml:space="preserve">8. How much to trust this</w:t>
       </w:r>
     </w:p>
     <w:p>
@@ -848,7 +1093,7 @@
           <w:szCs w:val="32"/>
           <w:color w:val="2A2440"/>
         </w:rPr>
-        <w:t xml:space="preserve">8. Reproducing this</w:t>
+        <w:t xml:space="preserve">9. Reproducing this</w:t>
       </w:r>
     </w:p>
     <w:p>

--- a/docs/rendering-gap.docx
+++ b/docs/rendering-gap.docx
@@ -756,6 +756,337 @@
       <w:pPr/>
       <w:r>
         <w:t xml:space="preserve">What remains is single characters wider than their own box, which nothing can break further.</w:t>
+      </w:r>
+    </w:p>
+    <w:p>
+      <w:pPr/>
+      <w:r>
+        <w:rPr>
+          <w:b/>
+        </w:rPr>
+        <w:t xml:space="preserve">A third cause, and the one that actually reached users.</w:t>
+      </w:r>
+      <w:r>
+        <w:t xml:space="preserve"> The two above were found by measuring in Node, where the same approximation is used to lay out and to check. In the browser the app measures with a real canvas, and it was asking for the wrong font.</w:t>
+      </w:r>
+    </w:p>
+    <w:p>
+      <w:pPr/>
+      <w:r>
+        <w:t xml:space="preserve">The deck's font is usually not installed — Calibri is in almost every corporate deck and on almost no Mac. The layout measured bare </w:t>
+      </w:r>
+      <w:r>
+        <w:rPr>
+          <w:rFonts w:ascii="Consolas" w:hAnsi="Consolas"/>
+          <w:sz w:val="18"/>
+        </w:rPr>
+        <w:t xml:space="preserve">Calibri</w:t>
+      </w:r>
+      <w:r>
+        <w:t xml:space="preserve">, which let the canvas fall back to its own default; the slide was then drawn with the full stack, which falls back to Helvetica. Measured in one face, drawn in a wider one:</w:t>
+      </w:r>
+    </w:p>
+    <w:tbl>
+      <w:tblPr>
+        <w:tblStyle w:val="TableGridLight"/>
+        <w:tblW w:w="9360" w:type="dxa"/>
+        <w:tblBorders>
+          <w:top w:val="single" w:sz="4" w:space="0" w:color="BFBFBF"/>
+          <w:left w:val="single" w:sz="4" w:space="0" w:color="BFBFBF"/>
+          <w:bottom w:val="single" w:sz="4" w:space="0" w:color="BFBFBF"/>
+          <w:right w:val="single" w:sz="4" w:space="0" w:color="BFBFBF"/>
+          <w:insideH w:val="single" w:sz="4" w:space="0" w:color="BFBFBF"/>
+          <w:insideV w:val="single" w:sz="4" w:space="0" w:color="BFBFBF"/>
+        </w:tblBorders>
+        <w:tblCellMar>
+          <w:top w:w="60" w:type="dxa"/>
+          <w:left w:w="90" w:type="dxa"/>
+          <w:bottom w:w="60" w:type="dxa"/>
+          <w:right w:w="90" w:type="dxa"/>
+        </w:tblCellMar>
+      </w:tblPr>
+      <w:tblGrid>
+        <w:gridCol w:w="2340"/>
+        <w:gridCol w:w="2340"/>
+        <w:gridCol w:w="2340"/>
+        <w:gridCol w:w="2340"/>
+      </w:tblGrid>
+      <w:tr>
+        <w:trPr>
+          <w:tblHeader/>
+        </w:trPr>
+        <w:tc>
+          <w:tcPr>
+            <w:tcW w:w="2340" w:type="dxa"/>
+            <w:shd w:val="clear" w:fill="F2F2F2"/>
+          </w:tcPr>
+          <w:p>
+            <w:pPr>
+              <w:pStyle w:val="TableText"/>
+            </w:pPr>
+            <w:r>
+              <w:rPr>
+                <w:b/>
+              </w:rPr>
+              <w:t xml:space="preserve">Sample line</w:t>
+            </w:r>
+          </w:p>
+        </w:tc>
+        <w:tc>
+          <w:tcPr>
+            <w:tcW w:w="2340" w:type="dxa"/>
+            <w:shd w:val="clear" w:fill="F2F2F2"/>
+          </w:tcPr>
+          <w:p>
+            <w:pPr>
+              <w:pStyle w:val="TableText"/>
+            </w:pPr>
+            <w:r>
+              <w:rPr>
+                <w:b/>
+              </w:rPr>
+              <w:t xml:space="preserve">Measured</w:t>
+            </w:r>
+          </w:p>
+        </w:tc>
+        <w:tc>
+          <w:tcPr>
+            <w:tcW w:w="2340" w:type="dxa"/>
+            <w:shd w:val="clear" w:fill="F2F2F2"/>
+          </w:tcPr>
+          <w:p>
+            <w:pPr>
+              <w:pStyle w:val="TableText"/>
+            </w:pPr>
+            <w:r>
+              <w:rPr>
+                <w:b/>
+              </w:rPr>
+              <w:t xml:space="preserve">Drawn</w:t>
+            </w:r>
+          </w:p>
+        </w:tc>
+        <w:tc>
+          <w:tcPr>
+            <w:tcW w:w="2340" w:type="dxa"/>
+            <w:shd w:val="clear" w:fill="F2F2F2"/>
+          </w:tcPr>
+          <w:p>
+            <w:pPr>
+              <w:pStyle w:val="TableText"/>
+            </w:pPr>
+            <w:r>
+              <w:rPr>
+                <w:b/>
+              </w:rPr>
+              <w:t xml:space="preserve">Error</w:t>
+            </w:r>
+          </w:p>
+        </w:tc>
+      </w:tr>
+      <w:tr>
+        <w:tc>
+          <w:tcPr>
+            <w:tcW w:w="2340" w:type="dxa"/>
+          </w:tcPr>
+          <w:p>
+            <w:pPr>
+              <w:pStyle w:val="TableText"/>
+            </w:pPr>
+            <w:r>
+              <w:t xml:space="preserve">"Market projected to reach $198B…"</w:t>
+            </w:r>
+          </w:p>
+        </w:tc>
+        <w:tc>
+          <w:tcPr>
+            <w:tcW w:w="2340" w:type="dxa"/>
+          </w:tcPr>
+          <w:p>
+            <w:pPr>
+              <w:pStyle w:val="TableText"/>
+            </w:pPr>
+            <w:r>
+              <w:t xml:space="preserve">305.4px</w:t>
+            </w:r>
+          </w:p>
+        </w:tc>
+        <w:tc>
+          <w:tcPr>
+            <w:tcW w:w="2340" w:type="dxa"/>
+          </w:tcPr>
+          <w:p>
+            <w:pPr>
+              <w:pStyle w:val="TableText"/>
+            </w:pPr>
+            <w:r>
+              <w:t xml:space="preserve">339.8px</w:t>
+            </w:r>
+          </w:p>
+        </w:tc>
+        <w:tc>
+          <w:tcPr>
+            <w:tcW w:w="2340" w:type="dxa"/>
+          </w:tcPr>
+          <w:p>
+            <w:pPr>
+              <w:pStyle w:val="TableText"/>
+            </w:pPr>
+            <w:r>
+              <w:t xml:space="preserve">−10.1%</w:t>
+            </w:r>
+          </w:p>
+        </w:tc>
+      </w:tr>
+      <w:tr>
+        <w:tc>
+          <w:tcPr>
+            <w:tcW w:w="2340" w:type="dxa"/>
+          </w:tcPr>
+          <w:p>
+            <w:pPr>
+              <w:pStyle w:val="TableText"/>
+            </w:pPr>
+            <w:r>
+              <w:t xml:space="preserve">"National Security Priority"</w:t>
+            </w:r>
+          </w:p>
+        </w:tc>
+        <w:tc>
+          <w:tcPr>
+            <w:tcW w:w="2340" w:type="dxa"/>
+          </w:tcPr>
+          <w:p>
+            <w:pPr>
+              <w:pStyle w:val="TableText"/>
+            </w:pPr>
+            <w:r>
+              <w:t xml:space="preserve">186.0px</w:t>
+            </w:r>
+          </w:p>
+        </w:tc>
+        <w:tc>
+          <w:tcPr>
+            <w:tcW w:w="2340" w:type="dxa"/>
+          </w:tcPr>
+          <w:p>
+            <w:pPr>
+              <w:pStyle w:val="TableText"/>
+            </w:pPr>
+            <w:r>
+              <w:t xml:space="preserve">198.6px</w:t>
+            </w:r>
+          </w:p>
+        </w:tc>
+        <w:tc>
+          <w:tcPr>
+            <w:tcW w:w="2340" w:type="dxa"/>
+          </w:tcPr>
+          <w:p>
+            <w:pPr>
+              <w:pStyle w:val="TableText"/>
+            </w:pPr>
+            <w:r>
+              <w:t xml:space="preserve">−6.4%</w:t>
+            </w:r>
+          </w:p>
+        </w:tc>
+      </w:tr>
+      <w:tr>
+        <w:tc>
+          <w:tcPr>
+            <w:tcW w:w="2340" w:type="dxa"/>
+          </w:tcPr>
+          <w:p>
+            <w:pPr>
+              <w:pStyle w:val="TableText"/>
+            </w:pPr>
+            <w:r>
+              <w:t xml:space="preserve">"quantum as a sovereign technology…"</w:t>
+            </w:r>
+          </w:p>
+        </w:tc>
+        <w:tc>
+          <w:tcPr>
+            <w:tcW w:w="2340" w:type="dxa"/>
+          </w:tcPr>
+          <w:p>
+            <w:pPr>
+              <w:pStyle w:val="TableText"/>
+            </w:pPr>
+            <w:r>
+              <w:t xml:space="preserve">315.8px</w:t>
+            </w:r>
+          </w:p>
+        </w:tc>
+        <w:tc>
+          <w:tcPr>
+            <w:tcW w:w="2340" w:type="dxa"/>
+          </w:tcPr>
+          <w:p>
+            <w:pPr>
+              <w:pStyle w:val="TableText"/>
+            </w:pPr>
+            <w:r>
+              <w:t xml:space="preserve">350.8px</w:t>
+            </w:r>
+          </w:p>
+        </w:tc>
+        <w:tc>
+          <w:tcPr>
+            <w:tcW w:w="2340" w:type="dxa"/>
+          </w:tcPr>
+          <w:p>
+            <w:pPr>
+              <w:pStyle w:val="TableText"/>
+            </w:pPr>
+            <w:r>
+              <w:t xml:space="preserve">−10.0%</w:t>
+            </w:r>
+          </w:p>
+        </w:tc>
+      </w:tr>
+    </w:tbl>
+    <w:p>
+      <w:pPr>
+        <w:pStyle w:val="Spacer"/>
+      </w:pPr>
+      <w:r>
+        <w:t xml:space="preserve"/>
+      </w:r>
+    </w:p>
+    <w:p>
+      <w:pPr/>
+      <w:r>
+        <w:t xml:space="preserve">Every line was measured about a tenth narrower than it draws, so any line that only just fitted ran off the end of its box — and none of it showed up in a Node measurement, because there the approximation is used consistently for both.</w:t>
+      </w:r>
+    </w:p>
+    <w:p>
+      <w:pPr/>
+      <w:r>
+        <w:rPr>
+          <w:rFonts w:ascii="Consolas" w:hAnsi="Consolas"/>
+          <w:sz w:val="18"/>
+        </w:rPr>
+        <w:t xml:space="preserve">fontStack</w:t>
+      </w:r>
+      <w:r>
+        <w:t xml:space="preserve"> is now exported and the app measures with the identical string it draws with. Measurement error against the same three samples is </w:t>
+      </w:r>
+      <w:r>
+        <w:rPr>
+          <w:b/>
+        </w:rPr>
+        <w:t xml:space="preserve">0%</w:t>
+      </w:r>
+      <w:r>
+        <w:t xml:space="preserve">.</w:t>
+      </w:r>
+    </w:p>
+    <w:p>
+      <w:pPr/>
+      <w:r>
+        <w:t xml:space="preserve">The general lesson is worth keeping: a layout engine is only as good as its measurement, and a measurement taken in a different font from the drawing is not a measurement of anything.</w:t>
       </w:r>
     </w:p>
     <w:p>

--- a/docs/rendering-gap.docx
+++ b/docs/rendering-gap.docx
@@ -1125,7 +1125,115 @@
           <w:szCs w:val="32"/>
           <w:color w:val="2A2440"/>
         </w:rPr>
-        <w:t xml:space="preserve">6. What is left</w:t>
+        <w:t xml:space="preserve">6. Two faults that "clean" could never have caught</w:t>
+      </w:r>
+    </w:p>
+    <w:p>
+      <w:pPr/>
+      <w:r>
+        <w:t xml:space="preserve">Both were found by looking at a deck, not by counting what was undrawn, and both made slides come back blank while the report called them clean.</w:t>
+      </w:r>
+    </w:p>
+    <w:p>
+      <w:pPr/>
+      <w:r>
+        <w:rPr>
+          <w:b/>
+        </w:rPr>
+        <w:t xml:space="preserve">Text laid out at zero size.</w:t>
+      </w:r>
+      <w:r>
+        <w:t xml:space="preserve"> </w:t>
+      </w:r>
+      <w:r>
+        <w:rPr>
+          <w:rFonts w:ascii="Consolas" w:hAnsi="Consolas"/>
+          <w:sz w:val="18"/>
+        </w:rPr>
+        <w:t xml:space="preserve">Number(null)</w:t>
+      </w:r>
+      <w:r>
+        <w:t xml:space="preserve"> is 0, and 0 is a finite number, so an absent font size resolved to nothing instead of falling back to the inherited one. Any paragraph with no </w:t>
+      </w:r>
+      <w:r>
+        <w:rPr>
+          <w:rFonts w:ascii="Consolas" w:hAnsi="Consolas"/>
+          <w:sz w:val="18"/>
+        </w:rPr>
+        <w:t xml:space="preserve">a:defRPr</w:t>
+      </w:r>
+      <w:r>
+        <w:t xml:space="preserve"> and no </w:t>
+      </w:r>
+      <w:r>
+        <w:rPr>
+          <w:rFonts w:ascii="Consolas" w:hAnsi="Consolas"/>
+          <w:sz w:val="18"/>
+        </w:rPr>
+        <w:t xml:space="preserve">a:endParaRPr</w:t>
+      </w:r>
+      <w:r>
+        <w:t xml:space="preserve"> — which older decks write routinely — laid every one of its runs out at zero. The text was in the file, and in the SVG, and invisible on the screen. One 66-slide deck had </w:t>
+      </w:r>
+      <w:r>
+        <w:rPr>
+          <w:b/>
+        </w:rPr>
+        <w:t xml:space="preserve">4,108</w:t>
+      </w:r>
+      <w:r>
+        <w:t xml:space="preserve"> such runs; it now has none.</w:t>
+      </w:r>
+    </w:p>
+    <w:p>
+      <w:pPr/>
+      <w:r>
+        <w:rPr>
+          <w:b/>
+        </w:rPr>
+        <w:t xml:space="preserve">Template furniture the designer switched off.</w:t>
+      </w:r>
+      <w:r>
+        <w:t xml:space="preserve"> A house-style master parks a set of guides on every layout — an on-page tracker, a legend, a unit-of-measure caption — and marks them </w:t>
+      </w:r>
+      <w:r>
+        <w:rPr>
+          <w:rFonts w:ascii="Consolas" w:hAnsi="Consolas"/>
+          <w:sz w:val="18"/>
+        </w:rPr>
+        <w:t xml:space="preserve">hidden="1"</w:t>
+      </w:r>
+      <w:r>
+        <w:t xml:space="preserve">. PowerPoint does not draw them. This did, so "Legend" and "TRACKER" sat across the top of all sixty-six slides, over the logo. The flag was simply not being read.</w:t>
+      </w:r>
+    </w:p>
+    <w:p>
+      <w:pPr/>
+      <w:r>
+        <w:t xml:space="preserve">The lesson is the same one as §2, sharper: </w:t>
+      </w:r>
+      <w:r>
+        <w:rPr>
+          <w:b/>
+        </w:rPr>
+        <w:t xml:space="preserve">the clean/incomplete count measures what the renderer knows it skipped, and cannot see what it drew wrongly.</w:t>
+      </w:r>
+      <w:r>
+        <w:t xml:space="preserve"> Both of these decks scored 100% clean while being unusable. Anything that matters has to be looked at.</w:t>
+      </w:r>
+    </w:p>
+    <w:p>
+      <w:pPr>
+        <w:pStyle w:val="Heading2"/>
+      </w:pPr>
+      <w:r>
+        <w:rPr>
+          <w:b/>
+          <w:sz w:val="32"/>
+          <w:szCs w:val="32"/>
+          <w:color w:val="2A2440"/>
+        </w:rPr>
+        <w:t xml:space="preserve">7. What is left</w:t>
       </w:r>
     </w:p>
     <w:p>
@@ -1312,7 +1420,7 @@
           <w:szCs w:val="32"/>
           <w:color w:val="2A2440"/>
         </w:rPr>
-        <w:t xml:space="preserve">7. What this says about the roadmap</w:t>
+        <w:t xml:space="preserve">8. What this says about the roadmap</w:t>
       </w:r>
     </w:p>
     <w:p>
@@ -1363,7 +1471,7 @@
           <w:szCs w:val="32"/>
           <w:color w:val="2A2440"/>
         </w:rPr>
-        <w:t xml:space="preserve">8. How much to trust this</w:t>
+        <w:t xml:space="preserve">9. How much to trust this</w:t>
       </w:r>
     </w:p>
     <w:p>
@@ -1424,7 +1532,7 @@
           <w:szCs w:val="32"/>
           <w:color w:val="2A2440"/>
         </w:rPr>
-        <w:t xml:space="preserve">9. Reproducing this</w:t>
+        <w:t xml:space="preserve">10. Reproducing this</w:t>
       </w:r>
     </w:p>
     <w:p>
